--- a/docs/downloads/charles-haddon-spurgeon/تم/doc_0020.docx
+++ b/docs/downloads/charles-haddon-spurgeon/تم/doc_0020.docx
@@ -1,544 +1,344 @@
 
 <file path=word/document.xml><?xml version="1.0" encoding="utf-8"?>
-<w:document xmlns:wpc="http://schemas.microsoft.com/office/word/2010/wordprocessingCanvas" xmlns:cx="http://schemas.microsoft.com/office/drawing/2014/chartex" xmlns:cx1="http://schemas.microsoft.com/office/drawing/2015/9/8/chartex" xmlns:cx2="http://schemas.microsoft.com/office/drawing/2015/10/21/chartex" xmlns:cx3="http://schemas.microsoft.com/office/drawing/2016/5/9/chartex" xmlns:cx4="http://schemas.microsoft.com/office/drawing/2016/5/10/chartex" xmlns:cx5="http://schemas.microsoft.com/office/drawing/2016/5/11/chartex" xmlns:cx6="http://schemas.microsoft.com/office/drawing/2016/5/12/chartex" xmlns:cx7="http://schemas.microsoft.com/office/drawing/2016/5/13/chartex" xmlns:cx8="http://schemas.microsoft.com/office/drawing/2016/5/14/chartex" xmlns:mc="http://schemas.openxmlformats.org/markup-compatibility/2006" xmlns:aink="http://schemas.microsoft.com/office/drawing/2016/ink" xmlns:am3d="http://schemas.microsoft.com/office/drawing/2017/model3d" xmlns:o="urn:schemas-microsoft-com:office:office" xmlns:oel="http://schemas.microsoft.com/office/2019/extlst" xmlns:r="http://schemas.openxmlformats.org/officeDocument/2006/relationships" xmlns:m="http://schemas.openxmlformats.org/officeDocument/2006/math" xmlns:v="urn:schemas-microsoft-com:vml" xmlns:wp14="http://schemas.microsoft.com/office/word/2010/wordprocessingDrawing" xmlns:wp="http://schemas.openxmlformats.org/drawingml/2006/wordprocessingDrawing" xmlns:w10="urn:schemas-microsoft-com:office:word" xmlns:w="http://schemas.openxmlformats.org/wordprocessingml/2006/main" xmlns:w14="http://schemas.microsoft.com/office/word/2010/wordml" xmlns:w15="http://schemas.microsoft.com/office/word/2012/wordml" xmlns:w16cex="http://schemas.microsoft.com/office/word/2018/wordml/cex" xmlns:w16cid="http://schemas.microsoft.com/office/word/2016/wordml/cid" xmlns:w16="http://schemas.microsoft.com/office/word/2018/wordml" xmlns:w16sdtdh="http://schemas.microsoft.com/office/word/2020/wordml/sdtdatahash" xmlns:w16se="http://schemas.microsoft.com/office/word/2015/wordml/symex" xmlns:wpg="http://schemas.microsoft.com/office/word/2010/wordprocessingGroup" xmlns:wpi="http://schemas.microsoft.com/office/word/2010/wordprocessingInk" xmlns:wne="http://schemas.microsoft.com/office/word/2006/wordml" xmlns:wps="http://schemas.microsoft.com/office/word/2010/wordprocessingShape" mc:Ignorable="w14 w15 w16se w16cid w16 w16cex w16sdtdh wp14">
+<w:document xmlns:wpc="http://schemas.microsoft.com/office/word/2010/wordprocessingCanvas" xmlns:cx="http://schemas.microsoft.com/office/drawing/2014/chartex" xmlns:cx1="http://schemas.microsoft.com/office/drawing/2015/9/8/chartex" xmlns:cx2="http://schemas.microsoft.com/office/drawing/2015/10/21/chartex" xmlns:cx3="http://schemas.microsoft.com/office/drawing/2016/5/9/chartex" xmlns:cx4="http://schemas.microsoft.com/office/drawing/2016/5/10/chartex" xmlns:cx5="http://schemas.microsoft.com/office/drawing/2016/5/11/chartex" xmlns:cx6="http://schemas.microsoft.com/office/drawing/2016/5/12/chartex" xmlns:cx7="http://schemas.microsoft.com/office/drawing/2016/5/13/chartex" xmlns:cx8="http://schemas.microsoft.com/office/drawing/2016/5/14/chartex" xmlns:mc="http://schemas.openxmlformats.org/markup-compatibility/2006" xmlns:aink="http://schemas.microsoft.com/office/drawing/2016/ink" xmlns:am3d="http://schemas.microsoft.com/office/drawing/2017/model3d" xmlns:o="urn:schemas-microsoft-com:office:office" xmlns:r="http://schemas.openxmlformats.org/officeDocument/2006/relationships" xmlns:m="http://schemas.openxmlformats.org/officeDocument/2006/math" xmlns:v="urn:schemas-microsoft-com:vml" xmlns:wp14="http://schemas.microsoft.com/office/word/2010/wordprocessingDrawing" xmlns:wp="http://schemas.openxmlformats.org/drawingml/2006/wordprocessingDrawing" xmlns:w10="urn:schemas-microsoft-com:office:word" xmlns:w="http://schemas.openxmlformats.org/wordprocessingml/2006/main" xmlns:w14="http://schemas.microsoft.com/office/word/2010/wordml" xmlns:w15="http://schemas.microsoft.com/office/word/2012/wordml" xmlns:w16cex="http://schemas.microsoft.com/office/word/2018/wordml/cex" xmlns:w16cid="http://schemas.microsoft.com/office/word/2016/wordml/cid" xmlns:w16="http://schemas.microsoft.com/office/word/2018/wordml" xmlns:w16se="http://schemas.microsoft.com/office/word/2015/wordml/symex" xmlns:wpg="http://schemas.microsoft.com/office/word/2010/wordprocessingGroup" xmlns:wpi="http://schemas.microsoft.com/office/word/2010/wordprocessingInk" xmlns:wne="http://schemas.microsoft.com/office/word/2006/wordml" xmlns:wps="http://schemas.microsoft.com/office/word/2010/wordprocessingShape" mc:Ignorable="w14 w15 w16se w16cid w16 w16cex wp14">
   <w:body>
     <w:p>
       <w:pPr>
-        <w:rPr>
-          <w:rtl/>
-          <w:lang w:bidi="ar-SA"/>
+        <w:bidi/>
+        <w:jc w:val="center"/>
+        <w:rPr>
+          <w:rFonts w:ascii="Sakkal Majalla" w:hAnsi="Sakkal Majalla" w:cs="Sakkal Majalla"/>
+          <w:b/>
+          <w:bCs/>
+          <w:sz w:val="48"/>
+          <w:szCs w:val="48"/>
+          <w:u w:val="single"/>
+          <w:rtl/>
         </w:rPr>
       </w:pPr>
       <w:r>
         <w:rPr>
-          <w:noProof/>
-          <w:rtl/>
-          <w:lang w:val="ar-SA" w:bidi="ar-SA"/>
-        </w:rPr>
-        <mc:AlternateContent>
-          <mc:Choice Requires="wps">
-            <w:drawing>
-              <wp:anchor distT="0" distB="0" distL="114300" distR="114300" simplePos="0" relativeHeight="251659264" behindDoc="0" locked="0" layoutInCell="1" allowOverlap="1" wp14:anchorId="02489EE1" wp14:editId="56E661A2">
-                <wp:simplePos x="0" y="0"/>
-                <wp:positionH relativeFrom="column">
-                  <wp:posOffset>321604</wp:posOffset>
-                </wp:positionH>
-                <wp:positionV relativeFrom="paragraph">
-                  <wp:posOffset>198016</wp:posOffset>
-                </wp:positionV>
-                <wp:extent cx="5465928" cy="5336274"/>
-                <wp:effectExtent l="0" t="0" r="20955" b="17145"/>
-                <wp:wrapNone/>
-                <wp:docPr id="1" name="Text Box 1"/>
-                <wp:cNvGraphicFramePr/>
-                <a:graphic xmlns:a="http://schemas.openxmlformats.org/drawingml/2006/main">
-                  <a:graphicData uri="http://schemas.microsoft.com/office/word/2010/wordprocessingShape">
-                    <wps:wsp>
-                      <wps:cNvSpPr txBox="1"/>
-                      <wps:spPr>
-                        <a:xfrm>
-                          <a:off x="0" y="0"/>
-                          <a:ext cx="5465928" cy="5336274"/>
-                        </a:xfrm>
-                        <a:prstGeom prst="rect">
-                          <a:avLst/>
-                        </a:prstGeom>
-                        <a:solidFill>
-                          <a:schemeClr val="lt1"/>
-                        </a:solidFill>
-                        <a:ln w="6350">
-                          <a:solidFill>
-                            <a:prstClr val="black"/>
-                          </a:solidFill>
-                        </a:ln>
-                      </wps:spPr>
-                      <wps:txbx>
-                        <w:txbxContent>
-                          <w:p>
-                            <w:pPr>
-                              <w:bidi/>
-                              <w:jc w:val="center"/>
-                              <w:rPr>
-                                <w:sz w:val="48"/>
-                                <w:szCs w:val="48"/>
-                                <w:rtl/>
-                              </w:rPr>
-                            </w:pPr>
-                            <w:r>
-                              <w:rPr>
-                                <w:sz w:val="48"/>
-                                <w:szCs w:val="48"/>
-                                <w:rtl/>
-                              </w:rPr>
-                              <w:fldChar w:fldCharType="begin"/>
-                            </w:r>
-                            <w:r>
-                              <w:rPr>
-                                <w:sz w:val="48"/>
-                                <w:szCs w:val="48"/>
-                                <w:rtl/>
-                              </w:rPr>
-                              <w:instrText xml:space="preserve"> </w:instrText>
-                            </w:r>
-                            <w:r>
-                              <w:rPr>
-                                <w:sz w:val="48"/>
-                                <w:szCs w:val="48"/>
-                              </w:rPr>
-                              <w:instrText>HYPERLINK</w:instrText>
-                            </w:r>
-                            <w:r>
-                              <w:rPr>
-                                <w:sz w:val="48"/>
-                                <w:szCs w:val="48"/>
-                                <w:rtl/>
-                              </w:rPr>
-                              <w:instrText xml:space="preserve"> "</w:instrText>
-                            </w:r>
-                            <w:r>
-                              <w:rPr>
-                                <w:sz w:val="48"/>
-                                <w:szCs w:val="48"/>
-                              </w:rPr>
-                              <w:instrText>https://www.bibelstudium.de/articles/106/lektionen-in-zeiten-der-krankheit.html</w:instrText>
-                            </w:r>
-                            <w:r>
-                              <w:rPr>
-                                <w:sz w:val="48"/>
-                                <w:szCs w:val="48"/>
-                                <w:rtl/>
-                              </w:rPr>
-                              <w:instrText xml:space="preserve">" </w:instrText>
-                            </w:r>
-                            <w:r>
-                              <w:rPr>
-                                <w:sz w:val="48"/>
-                                <w:szCs w:val="48"/>
-                                <w:rtl/>
-                              </w:rPr>
-                            </w:r>
-                            <w:r>
-                              <w:rPr>
-                                <w:sz w:val="48"/>
-                                <w:szCs w:val="48"/>
-                                <w:rtl/>
-                              </w:rPr>
-                              <w:fldChar w:fldCharType="separate"/>
-                            </w:r>
-                            <w:r>
-                              <w:rPr>
-                                <w:rStyle w:val="Hyperlink"/>
-                                <w:sz w:val="48"/>
-                                <w:szCs w:val="48"/>
-                                <w:rtl/>
-                              </w:rPr>
-                              <w:t>دروس في أوقات المرض</w:t>
-                            </w:r>
-                            <w:r>
-                              <w:rPr>
-                                <w:sz w:val="48"/>
-                                <w:szCs w:val="48"/>
-                                <w:rtl/>
-                              </w:rPr>
-                              <w:fldChar w:fldCharType="end"/>
-                            </w:r>
-                          </w:p>
-                          <w:p>
-                            <w:pPr>
-                              <w:bidi/>
-                              <w:jc w:val="both"/>
-                              <w:rPr>
-                                <w:b/>
-                                <w:bCs/>
-                                <w:sz w:val="32"/>
-                                <w:szCs w:val="32"/>
-                                <w:rtl/>
-                              </w:rPr>
-                            </w:pPr>
-                            <w:r>
-                              <w:rPr>
-                                <w:b/>
-                                <w:bCs/>
-                                <w:sz w:val="32"/>
-                                <w:szCs w:val="32"/>
-                                <w:rtl/>
-                              </w:rPr>
-                              <w:t>خروج 15: 22 – 27</w:t>
-                            </w:r>
-                          </w:p>
-                          <w:p>
-                            <w:pPr>
-                              <w:jc w:val="both"/>
-                              <w:rPr>
-                                <w:sz w:val="32"/>
-                                <w:szCs w:val="32"/>
-                              </w:rPr>
-                            </w:pPr>
-                            <w:r>
-                              <w:rPr>
-                                <w:sz w:val="32"/>
-                                <w:szCs w:val="32"/>
-                              </w:rPr>
-                              <w:t>Charles Haddon Spurgeon</w:t>
-                            </w:r>
-                          </w:p>
-                          <w:p>
-                            <w:pPr>
-                              <w:bidi/>
-                              <w:jc w:val="both"/>
-                              <w:rPr>
-                                <w:sz w:val="48"/>
-                                <w:szCs w:val="48"/>
-                              </w:rPr>
-                            </w:pPr>
-                            <w:r>
-                              <w:rPr>
-                                <w:sz w:val="48"/>
-                                <w:szCs w:val="48"/>
-                                <w:rtl/>
-                              </w:rPr>
-                              <w:t xml:space="preserve">حينما كنت مريضًا طريح الفراش في </w:t>
-                            </w:r>
-                            <w:proofErr w:type="spellStart"/>
-                            <w:r>
-                              <w:rPr>
-                                <w:sz w:val="48"/>
-                                <w:szCs w:val="48"/>
-                                <w:rtl/>
-                              </w:rPr>
-                              <w:t>مينتون</w:t>
-                            </w:r>
-                            <w:proofErr w:type="spellEnd"/>
-                            <w:r>
-                              <w:rPr>
-                                <w:sz w:val="48"/>
-                                <w:szCs w:val="48"/>
-                                <w:rtl/>
-                              </w:rPr>
-                              <w:t xml:space="preserve"> زارني أخ في المسيح وقال: "يا صديقي الحبيب أنت وصلت إلى مارّة." أجبته: "نعم والماء مرّة." فقال: "لكن مارّة أفضل من </w:t>
-                            </w:r>
-                            <w:proofErr w:type="spellStart"/>
-                            <w:r>
-                              <w:rPr>
-                                <w:sz w:val="48"/>
-                                <w:szCs w:val="48"/>
-                                <w:rtl/>
-                              </w:rPr>
-                              <w:t>إيليم</w:t>
-                            </w:r>
-                            <w:proofErr w:type="spellEnd"/>
-                            <w:r>
-                              <w:rPr>
-                                <w:sz w:val="48"/>
-                                <w:szCs w:val="48"/>
-                                <w:rtl/>
-                              </w:rPr>
-                              <w:t xml:space="preserve">، لأنه في </w:t>
-                            </w:r>
-                            <w:proofErr w:type="spellStart"/>
-                            <w:r>
-                              <w:rPr>
-                                <w:sz w:val="48"/>
-                                <w:szCs w:val="48"/>
-                                <w:rtl/>
-                              </w:rPr>
-                              <w:t>إيليم</w:t>
-                            </w:r>
-                            <w:proofErr w:type="spellEnd"/>
-                            <w:r>
-                              <w:rPr>
-                                <w:sz w:val="48"/>
-                                <w:szCs w:val="48"/>
-                                <w:rtl/>
-                              </w:rPr>
-                              <w:t xml:space="preserve"> شرب الإسرائيليون فقط ماء وأكلوا من شجر النخيل، وهذا كان لفترة عابرة؛ لكن عن مارّة نحن نقرأ بأن الله أعطاهم هناك عدله بموجب القانون وهذا كان أمرًا يدوم. فمارّة يكمن فيها فوائد أكثر من </w:t>
-                            </w:r>
-                            <w:proofErr w:type="spellStart"/>
-                            <w:r>
-                              <w:rPr>
-                                <w:sz w:val="48"/>
-                                <w:szCs w:val="48"/>
-                                <w:rtl/>
-                              </w:rPr>
-                              <w:t>إيليم</w:t>
-                            </w:r>
-                            <w:proofErr w:type="spellEnd"/>
-                            <w:r>
-                              <w:rPr>
-                                <w:sz w:val="48"/>
-                                <w:szCs w:val="48"/>
-                                <w:rtl/>
-                              </w:rPr>
-                              <w:t>." أنا أشكره على هذه الكلمات الطيبة</w:t>
-                            </w:r>
-                            <w:r>
-                              <w:rPr>
-                                <w:sz w:val="48"/>
-                                <w:szCs w:val="48"/>
-                              </w:rPr>
-                              <w:t xml:space="preserve"> ...</w:t>
-                            </w:r>
-                          </w:p>
-                        </w:txbxContent>
-                      </wps:txbx>
-                      <wps:bodyPr rot="0" spcFirstLastPara="0" vertOverflow="overflow" horzOverflow="overflow" vert="horz" wrap="square" lIns="91440" tIns="45720" rIns="91440" bIns="45720" numCol="1" spcCol="0" rtlCol="0" fromWordArt="0" anchor="t" anchorCtr="0" forceAA="0" compatLnSpc="1">
-                        <a:prstTxWarp prst="textNoShape">
-                          <a:avLst/>
-                        </a:prstTxWarp>
-                        <a:noAutofit/>
-                      </wps:bodyPr>
-                    </wps:wsp>
-                  </a:graphicData>
-                </a:graphic>
-              </wp:anchor>
-            </w:drawing>
-          </mc:Choice>
-          <mc:Fallback>
-            <w:pict>
-              <v:shapetype w14:anchorId="02489EE1" id="_x0000_t202" coordsize="21600,21600" o:spt="202" path="m,l,21600r21600,l21600,xe">
-                <v:stroke joinstyle="miter"/>
-                <v:path gradientshapeok="t" o:connecttype="rect"/>
-              </v:shapetype>
-              <v:shape id="Text Box 1" o:spid="_x0000_s1026" type="#_x0000_t202" style="position:absolute;margin-left:25.3pt;margin-top:15.6pt;width:430.4pt;height:420.2pt;z-index:251659264;visibility:visible;mso-wrap-style:square;mso-wrap-distance-left:9pt;mso-wrap-distance-top:0;mso-wrap-distance-right:9pt;mso-wrap-distance-bottom:0;mso-position-horizontal:absolute;mso-position-horizontal-relative:text;mso-position-vertical:absolute;mso-position-vertical-relative:text;v-text-anchor:top" o:gfxdata="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" fillcolor="white [3201]" strokeweight=".5pt">
-                <v:textbox>
-                  <w:txbxContent>
-                    <w:p>
-                      <w:pPr>
-                        <w:bidi/>
-                        <w:jc w:val="center"/>
-                        <w:rPr>
-                          <w:sz w:val="48"/>
-                          <w:szCs w:val="48"/>
-                          <w:rtl/>
-                        </w:rPr>
-                      </w:pPr>
-                      <w:r>
-                        <w:rPr>
-                          <w:sz w:val="48"/>
-                          <w:szCs w:val="48"/>
-                          <w:rtl/>
-                        </w:rPr>
-                        <w:fldChar w:fldCharType="begin"/>
-                      </w:r>
-                      <w:r>
-                        <w:rPr>
-                          <w:sz w:val="48"/>
-                          <w:szCs w:val="48"/>
-                          <w:rtl/>
-                        </w:rPr>
-                        <w:instrText xml:space="preserve"> </w:instrText>
-                      </w:r>
-                      <w:r>
-                        <w:rPr>
-                          <w:sz w:val="48"/>
-                          <w:szCs w:val="48"/>
-                        </w:rPr>
-                        <w:instrText>HYPERLINK</w:instrText>
-                      </w:r>
-                      <w:r>
-                        <w:rPr>
-                          <w:sz w:val="48"/>
-                          <w:szCs w:val="48"/>
-                          <w:rtl/>
-                        </w:rPr>
-                        <w:instrText xml:space="preserve"> "</w:instrText>
-                      </w:r>
-                      <w:r>
-                        <w:rPr>
-                          <w:sz w:val="48"/>
-                          <w:szCs w:val="48"/>
-                        </w:rPr>
-                        <w:instrText>https://www.bibelstudium.de/articles/106/lektionen-in-zeiten-der-krankheit.html</w:instrText>
-                      </w:r>
-                      <w:r>
-                        <w:rPr>
-                          <w:sz w:val="48"/>
-                          <w:szCs w:val="48"/>
-                          <w:rtl/>
-                        </w:rPr>
-                        <w:instrText xml:space="preserve">" </w:instrText>
-                      </w:r>
-                      <w:r>
-                        <w:rPr>
-                          <w:sz w:val="48"/>
-                          <w:szCs w:val="48"/>
-                          <w:rtl/>
-                        </w:rPr>
-                      </w:r>
-                      <w:r>
-                        <w:rPr>
-                          <w:sz w:val="48"/>
-                          <w:szCs w:val="48"/>
-                          <w:rtl/>
-                        </w:rPr>
-                        <w:fldChar w:fldCharType="separate"/>
-                      </w:r>
-                      <w:r>
-                        <w:rPr>
-                          <w:rStyle w:val="Hyperlink"/>
-                          <w:sz w:val="48"/>
-                          <w:szCs w:val="48"/>
-                          <w:rtl/>
-                        </w:rPr>
-                        <w:t>دروس في أوقات المرض</w:t>
-                      </w:r>
-                      <w:r>
-                        <w:rPr>
-                          <w:sz w:val="48"/>
-                          <w:szCs w:val="48"/>
-                          <w:rtl/>
-                        </w:rPr>
-                        <w:fldChar w:fldCharType="end"/>
-                      </w:r>
-                    </w:p>
-                    <w:p>
-                      <w:pPr>
-                        <w:bidi/>
-                        <w:jc w:val="both"/>
-                        <w:rPr>
-                          <w:b/>
-                          <w:bCs/>
-                          <w:sz w:val="32"/>
-                          <w:szCs w:val="32"/>
-                          <w:rtl/>
-                        </w:rPr>
-                      </w:pPr>
-                      <w:r>
-                        <w:rPr>
-                          <w:b/>
-                          <w:bCs/>
-                          <w:sz w:val="32"/>
-                          <w:szCs w:val="32"/>
-                          <w:rtl/>
-                        </w:rPr>
-                        <w:t>خروج 15: 22 – 27</w:t>
-                      </w:r>
-                    </w:p>
-                    <w:p>
-                      <w:pPr>
-                        <w:jc w:val="both"/>
-                        <w:rPr>
-                          <w:sz w:val="32"/>
-                          <w:szCs w:val="32"/>
-                        </w:rPr>
-                      </w:pPr>
-                      <w:r>
-                        <w:rPr>
-                          <w:sz w:val="32"/>
-                          <w:szCs w:val="32"/>
-                        </w:rPr>
-                        <w:t>Charles Haddon Spurgeon</w:t>
-                      </w:r>
-                    </w:p>
-                    <w:p>
-                      <w:pPr>
-                        <w:bidi/>
-                        <w:jc w:val="both"/>
-                        <w:rPr>
-                          <w:sz w:val="48"/>
-                          <w:szCs w:val="48"/>
-                        </w:rPr>
-                      </w:pPr>
-                      <w:r>
-                        <w:rPr>
-                          <w:sz w:val="48"/>
-                          <w:szCs w:val="48"/>
-                          <w:rtl/>
-                        </w:rPr>
-                        <w:t xml:space="preserve">حينما كنت مريضًا طريح الفراش في </w:t>
-                      </w:r>
-                      <w:proofErr w:type="spellStart"/>
-                      <w:r>
-                        <w:rPr>
-                          <w:sz w:val="48"/>
-                          <w:szCs w:val="48"/>
-                          <w:rtl/>
-                        </w:rPr>
-                        <w:t>مينتون</w:t>
-                      </w:r>
-                      <w:proofErr w:type="spellEnd"/>
-                      <w:r>
-                        <w:rPr>
-                          <w:sz w:val="48"/>
-                          <w:szCs w:val="48"/>
-                          <w:rtl/>
-                        </w:rPr>
-                        <w:t xml:space="preserve"> زارني أخ في المسيح وقال: "يا صديقي الحبيب أنت وصلت إلى مارّة." أجبته: "نعم والماء مرّة." فقال: "لكن مارّة أفضل من </w:t>
-                      </w:r>
-                      <w:proofErr w:type="spellStart"/>
-                      <w:r>
-                        <w:rPr>
-                          <w:sz w:val="48"/>
-                          <w:szCs w:val="48"/>
-                          <w:rtl/>
-                        </w:rPr>
-                        <w:t>إيليم</w:t>
-                      </w:r>
-                      <w:proofErr w:type="spellEnd"/>
-                      <w:r>
-                        <w:rPr>
-                          <w:sz w:val="48"/>
-                          <w:szCs w:val="48"/>
-                          <w:rtl/>
-                        </w:rPr>
-                        <w:t xml:space="preserve">، لأنه في </w:t>
-                      </w:r>
-                      <w:proofErr w:type="spellStart"/>
-                      <w:r>
-                        <w:rPr>
-                          <w:sz w:val="48"/>
-                          <w:szCs w:val="48"/>
-                          <w:rtl/>
-                        </w:rPr>
-                        <w:t>إيليم</w:t>
-                      </w:r>
-                      <w:proofErr w:type="spellEnd"/>
-                      <w:r>
-                        <w:rPr>
-                          <w:sz w:val="48"/>
-                          <w:szCs w:val="48"/>
-                          <w:rtl/>
-                        </w:rPr>
-                        <w:t xml:space="preserve"> شرب الإسرائيليون فقط ماء وأكلوا من شجر النخيل، وهذا كان لفترة عابرة؛ لكن عن مارّة نحن نقرأ بأن الله أعطاهم هناك عدله بموجب القانون وهذا كان أمرًا يدوم. فمارّة يكمن فيها فوائد أكثر من </w:t>
-                      </w:r>
-                      <w:proofErr w:type="spellStart"/>
-                      <w:r>
-                        <w:rPr>
-                          <w:sz w:val="48"/>
-                          <w:szCs w:val="48"/>
-                          <w:rtl/>
-                        </w:rPr>
-                        <w:t>إيليم</w:t>
-                      </w:r>
-                      <w:proofErr w:type="spellEnd"/>
-                      <w:r>
-                        <w:rPr>
-                          <w:sz w:val="48"/>
-                          <w:szCs w:val="48"/>
-                          <w:rtl/>
-                        </w:rPr>
-                        <w:t>." أنا أشكره على هذه الكلمات الطيبة</w:t>
-                      </w:r>
-                      <w:r>
-                        <w:rPr>
-                          <w:sz w:val="48"/>
-                          <w:szCs w:val="48"/>
-                        </w:rPr>
-                        <w:t xml:space="preserve"> ...</w:t>
-                      </w:r>
-                    </w:p>
-                  </w:txbxContent>
-                </v:textbox>
-              </v:shape>
-            </w:pict>
-          </mc:Fallback>
-        </mc:AlternateContent>
+          <w:rFonts w:ascii="Sakkal Majalla" w:hAnsi="Sakkal Majalla" w:cs="Sakkal Majalla"/>
+          <w:b/>
+          <w:bCs/>
+          <w:sz w:val="48"/>
+          <w:szCs w:val="48"/>
+          <w:u w:val="single"/>
+          <w:rtl/>
+        </w:rPr>
+        <w:fldChar w:fldCharType="begin"/>
+      </w:r>
+      <w:r>
+        <w:rPr>
+          <w:rFonts w:ascii="Sakkal Majalla" w:hAnsi="Sakkal Majalla" w:cs="Sakkal Majalla"/>
+          <w:b/>
+          <w:bCs/>
+          <w:sz w:val="48"/>
+          <w:szCs w:val="48"/>
+          <w:u w:val="single"/>
+          <w:rtl/>
+        </w:rPr>
+        <w:instrText xml:space="preserve"> </w:instrText>
+      </w:r>
+      <w:r>
+        <w:rPr>
+          <w:rFonts w:ascii="Sakkal Majalla" w:hAnsi="Sakkal Majalla" w:cs="Sakkal Majalla"/>
+          <w:b/>
+          <w:bCs/>
+          <w:sz w:val="48"/>
+          <w:szCs w:val="48"/>
+          <w:u w:val="single"/>
+        </w:rPr>
+        <w:instrText>HYPERLINK</w:instrText>
+      </w:r>
+      <w:r>
+        <w:rPr>
+          <w:rFonts w:ascii="Sakkal Majalla" w:hAnsi="Sakkal Majalla" w:cs="Sakkal Majalla"/>
+          <w:b/>
+          <w:bCs/>
+          <w:sz w:val="48"/>
+          <w:szCs w:val="48"/>
+          <w:u w:val="single"/>
+          <w:rtl/>
+        </w:rPr>
+        <w:instrText xml:space="preserve"> "</w:instrText>
+      </w:r>
+      <w:r>
+        <w:rPr>
+          <w:rFonts w:ascii="Sakkal Majalla" w:hAnsi="Sakkal Majalla" w:cs="Sakkal Majalla"/>
+          <w:b/>
+          <w:bCs/>
+          <w:sz w:val="48"/>
+          <w:szCs w:val="48"/>
+          <w:u w:val="single"/>
+        </w:rPr>
+        <w:instrText>https://www.bibelstudium.de/articles/395/goettliche-staerke.html</w:instrText>
+      </w:r>
+      <w:r>
+        <w:rPr>
+          <w:rFonts w:ascii="Sakkal Majalla" w:hAnsi="Sakkal Majalla" w:cs="Sakkal Majalla"/>
+          <w:b/>
+          <w:bCs/>
+          <w:sz w:val="48"/>
+          <w:szCs w:val="48"/>
+          <w:u w:val="single"/>
+          <w:rtl/>
+        </w:rPr>
+        <w:instrText xml:space="preserve">" </w:instrText>
+      </w:r>
+      <w:r>
+        <w:rPr>
+          <w:rFonts w:ascii="Sakkal Majalla" w:hAnsi="Sakkal Majalla" w:cs="Sakkal Majalla"/>
+          <w:b/>
+          <w:bCs/>
+          <w:sz w:val="48"/>
+          <w:szCs w:val="48"/>
+          <w:u w:val="single"/>
+          <w:rtl/>
+        </w:rPr>
+      </w:r>
+      <w:r>
+        <w:rPr>
+          <w:rFonts w:ascii="Sakkal Majalla" w:hAnsi="Sakkal Majalla" w:cs="Sakkal Majalla"/>
+          <w:b/>
+          <w:bCs/>
+          <w:sz w:val="48"/>
+          <w:szCs w:val="48"/>
+          <w:u w:val="single"/>
+          <w:rtl/>
+        </w:rPr>
+        <w:fldChar w:fldCharType="separate"/>
+      </w:r>
+      <w:r>
+        <w:rPr>
+          <w:rStyle w:val="Hyperlink"/>
+          <w:rFonts w:ascii="Sakkal Majalla" w:hAnsi="Sakkal Majalla" w:cs="Sakkal Majalla" w:hint="cs"/>
+          <w:b/>
+          <w:bCs/>
+          <w:sz w:val="48"/>
+          <w:szCs w:val="48"/>
+          <w:rtl/>
+        </w:rPr>
+        <w:t>التأييد والتعضيد الإلهي</w:t>
+      </w:r>
+      <w:r>
+        <w:rPr>
+          <w:rFonts w:ascii="Sakkal Majalla" w:hAnsi="Sakkal Majalla" w:cs="Sakkal Majalla"/>
+          <w:b/>
+          <w:bCs/>
+          <w:sz w:val="48"/>
+          <w:szCs w:val="48"/>
+          <w:u w:val="single"/>
+          <w:rtl/>
+        </w:rPr>
+        <w:fldChar w:fldCharType="end"/>
+      </w:r>
+    </w:p>
+    <w:p>
+      <w:pPr>
+        <w:bidi/>
+        <w:jc w:val="both"/>
+        <w:rPr>
+          <w:rFonts w:ascii="Sakkal Majalla" w:hAnsi="Sakkal Majalla" w:cs="Sakkal Majalla"/>
+          <w:sz w:val="48"/>
+          <w:szCs w:val="48"/>
+          <w:rtl/>
+        </w:rPr>
+      </w:pPr>
+      <w:r>
+        <w:rPr>
+          <w:rFonts w:ascii="Sakkal Majalla" w:hAnsi="Sakkal Majalla" w:cs="Sakkal Majalla" w:hint="cs"/>
+          <w:sz w:val="48"/>
+          <w:szCs w:val="48"/>
+          <w:rtl/>
+        </w:rPr>
+        <w:t>"</w:t>
+      </w:r>
+      <w:r>
+        <w:rPr>
+          <w:rFonts w:ascii="Sakkal Majalla" w:hAnsi="Sakkal Majalla" w:cs="Sakkal Majalla"/>
+          <w:color w:val="FF0000"/>
+          <w:sz w:val="48"/>
+          <w:szCs w:val="48"/>
+          <w:rtl/>
+        </w:rPr>
+        <w:t>قَدْ أَيَّدْتُكَ</w:t>
+      </w:r>
+      <w:r>
+        <w:rPr>
+          <w:rFonts w:ascii="Sakkal Majalla" w:hAnsi="Sakkal Majalla" w:cs="Sakkal Majalla" w:hint="cs"/>
+          <w:color w:val="FF0000"/>
+          <w:sz w:val="48"/>
+          <w:szCs w:val="48"/>
+          <w:rtl/>
+        </w:rPr>
+        <w:t xml:space="preserve"> - </w:t>
+      </w:r>
+      <w:proofErr w:type="spellStart"/>
+      <w:r>
+        <w:rPr>
+          <w:rFonts w:ascii="Sakkal Majalla" w:hAnsi="Sakkal Majalla" w:cs="Times New Roman"/>
+          <w:color w:val="FF0000"/>
+          <w:sz w:val="48"/>
+          <w:szCs w:val="48"/>
+          <w:rtl/>
+          <w:lang w:bidi="he-IL"/>
+        </w:rPr>
+        <w:t>אִמַּצְתִּיך</w:t>
+      </w:r>
+      <w:proofErr w:type="spellEnd"/>
+      <w:r>
+        <w:rPr>
+          <w:rFonts w:ascii="Sakkal Majalla" w:hAnsi="Sakkal Majalla" w:cs="Times New Roman"/>
+          <w:color w:val="FF0000"/>
+          <w:sz w:val="48"/>
+          <w:szCs w:val="48"/>
+          <w:rtl/>
+          <w:lang w:bidi="he-IL"/>
+        </w:rPr>
+        <w:t>ָ</w:t>
+      </w:r>
+      <w:r>
+        <w:rPr>
+          <w:rFonts w:ascii="Sakkal Majalla" w:hAnsi="Sakkal Majalla" w:cs="Sakkal Majalla" w:hint="cs"/>
+          <w:sz w:val="48"/>
+          <w:szCs w:val="48"/>
+          <w:rtl/>
+        </w:rPr>
+        <w:t>" (أشعياء 41: 10).</w:t>
+      </w:r>
+    </w:p>
+    <w:p>
+      <w:pPr>
+        <w:bidi/>
+        <w:jc w:val="both"/>
+        <w:rPr>
+          <w:rFonts w:ascii="Sakkal Majalla" w:hAnsi="Sakkal Majalla" w:cs="Sakkal Majalla"/>
+          <w:b/>
+          <w:bCs/>
+          <w:sz w:val="36"/>
+          <w:szCs w:val="36"/>
+          <w:rtl/>
+        </w:rPr>
+      </w:pPr>
+      <w:r>
+        <w:rPr>
+          <w:rFonts w:ascii="Sakkal Majalla" w:hAnsi="Sakkal Majalla" w:cs="Sakkal Majalla" w:hint="cs"/>
+          <w:b/>
+          <w:bCs/>
+          <w:sz w:val="36"/>
+          <w:szCs w:val="36"/>
+          <w:rtl/>
+        </w:rPr>
+        <w:t>سبيرجون</w:t>
+      </w:r>
+    </w:p>
+    <w:p>
+      <w:pPr>
+        <w:bidi/>
+        <w:jc w:val="both"/>
+        <w:rPr>
+          <w:rFonts w:ascii="Sakkal Majalla" w:hAnsi="Sakkal Majalla" w:cs="Sakkal Majalla"/>
+          <w:sz w:val="48"/>
+          <w:szCs w:val="48"/>
+          <w:rtl/>
+        </w:rPr>
+      </w:pPr>
+      <w:r>
+        <w:rPr>
+          <w:rFonts w:ascii="Sakkal Majalla" w:hAnsi="Sakkal Majalla" w:cs="Sakkal Majalla" w:hint="cs"/>
+          <w:sz w:val="48"/>
+          <w:szCs w:val="48"/>
+          <w:rtl/>
+        </w:rPr>
+        <w:t xml:space="preserve">عندما نكون مدعوين بأن نخدم أو نتألم فإننا نقلب في قوتنا، ونجدها أقل مما </w:t>
+      </w:r>
+      <w:proofErr w:type="spellStart"/>
+      <w:r>
+        <w:rPr>
+          <w:rFonts w:ascii="Sakkal Majalla" w:hAnsi="Sakkal Majalla" w:cs="Sakkal Majalla" w:hint="cs"/>
+          <w:sz w:val="48"/>
+          <w:szCs w:val="48"/>
+          <w:rtl/>
+        </w:rPr>
+        <w:t>أعتقدنا</w:t>
+      </w:r>
+      <w:proofErr w:type="spellEnd"/>
+      <w:r>
+        <w:rPr>
+          <w:rFonts w:ascii="Sakkal Majalla" w:hAnsi="Sakkal Majalla" w:cs="Sakkal Majalla" w:hint="cs"/>
+          <w:sz w:val="48"/>
+          <w:szCs w:val="48"/>
+          <w:rtl/>
+        </w:rPr>
+        <w:t xml:space="preserve"> أن تكون وأقل مما نحتاج إليه. لكن دعونا لا نسمح لعزيمتنا تهبط طالما لدينا كلمة كهذه لنتمسك بها، لأنها تخفي لنا كل ما يمكن أن نحتاج إليه. الله عنده شدة كلية القدرة؛ وهذه الشدة بإمكانه أن يهبنا إياها؛ ولقد وعد بأن يفعل ذلك. </w:t>
+      </w:r>
+      <w:r>
+        <w:rPr>
+          <w:rFonts w:ascii="Sakkal Majalla" w:hAnsi="Sakkal Majalla" w:cs="Sakkal Majalla" w:hint="cs"/>
+          <w:b/>
+          <w:bCs/>
+          <w:sz w:val="48"/>
+          <w:szCs w:val="48"/>
+          <w:rtl/>
+        </w:rPr>
+        <w:t>هو يريد أن يكون طعام نفوسنا وسلامة قلبنا</w:t>
+      </w:r>
+      <w:r>
+        <w:rPr>
+          <w:rFonts w:ascii="Sakkal Majalla" w:hAnsi="Sakkal Majalla" w:cs="Sakkal Majalla" w:hint="cs"/>
+          <w:sz w:val="48"/>
+          <w:szCs w:val="48"/>
+          <w:rtl/>
+        </w:rPr>
+        <w:t xml:space="preserve">، وبالتالي هو يريد أن </w:t>
+      </w:r>
+      <w:proofErr w:type="spellStart"/>
+      <w:r>
+        <w:rPr>
+          <w:rFonts w:ascii="Sakkal Majalla" w:hAnsi="Sakkal Majalla" w:cs="Sakkal Majalla" w:hint="cs"/>
+          <w:sz w:val="48"/>
+          <w:szCs w:val="48"/>
+          <w:rtl/>
+        </w:rPr>
+        <w:t>يشددنا</w:t>
+      </w:r>
+      <w:proofErr w:type="spellEnd"/>
+      <w:r>
+        <w:rPr>
+          <w:rFonts w:ascii="Sakkal Majalla" w:hAnsi="Sakkal Majalla" w:cs="Sakkal Majalla" w:hint="cs"/>
+          <w:sz w:val="48"/>
+          <w:szCs w:val="48"/>
+          <w:rtl/>
+        </w:rPr>
+        <w:t>. لا أحد بمقدوره أن يقول كم من قوة يستطيع الله أن يضعها داخل الإنسان. عند إتيان التشديد الإلهي، لا يعود الضعف البشري يشكل أي عائق.</w:t>
+      </w:r>
+    </w:p>
+    <w:p>
+      <w:pPr>
+        <w:bidi/>
+        <w:jc w:val="both"/>
+        <w:rPr>
+          <w:rFonts w:ascii="Sakkal Majalla" w:hAnsi="Sakkal Majalla" w:cs="Sakkal Majalla"/>
+          <w:sz w:val="48"/>
+          <w:szCs w:val="48"/>
+          <w:rtl/>
+        </w:rPr>
+      </w:pPr>
+      <w:r>
+        <w:rPr>
+          <w:rFonts w:ascii="Sakkal Majalla" w:hAnsi="Sakkal Majalla" w:cs="Sakkal Majalla" w:hint="cs"/>
+          <w:sz w:val="48"/>
+          <w:szCs w:val="48"/>
+          <w:rtl/>
+        </w:rPr>
+        <w:t>ألا نتذكر أوقاتًا فيها كان لنا عمل وأحزان والتي حصلنا فيها على قوة خاصة حتى أننا اندهشنا من أنفسنا؟ وسط المخاطر كنا هادئين، في فقدان أحبائنا كنا مخلصين، في التشهير كنا متماسكين وفي المرض كنا صبورين. الحقيقة هي أن الله يعطينا قوة غير متوقعة حينما تحل علينا مِحَن غير اعتيادية. إننا عندها نتفوّق على أنفسنا الضعيفة. الجبناء يصبحون رجالاً، وللجاهل تُعطى حكمة، والصامتون ينالون في ذات الساعة ما يجب أن يتكلموا به. إن ضعفي يجعلني أهتز متراجعًا، لكن وعد الله يجعل مني شجاعًا. يا رب قوّني "بحسب كلمتك"!</w:t>
       </w:r>
     </w:p>
     <w:sectPr>
-      <w:pgSz w:w="12240" w:h="15840"/>
-      <w:pgMar w:top="1440" w:right="1800" w:bottom="1440" w:left="1800" w:header="720" w:footer="720" w:gutter="0"/>
-      <w:cols w:space="720"/>
+      <w:pgSz w:w="11906" w:h="16838"/>
+      <w:pgMar w:top="720" w:right="720" w:bottom="720" w:left="720" w:header="708" w:footer="708" w:gutter="0"/>
+      <w:cols w:space="708"/>
       <w:docGrid w:linePitch="360"/>
     </w:sectPr>
   </w:body>
@@ -546,14 +346,14 @@
 </file>
 
 <file path=word/styles.xml><?xml version="1.0" encoding="utf-8"?>
-<w:styles xmlns:mc="http://schemas.openxmlformats.org/markup-compatibility/2006" xmlns:r="http://schemas.openxmlformats.org/officeDocument/2006/relationships" xmlns:w="http://schemas.openxmlformats.org/wordprocessingml/2006/main" xmlns:w14="http://schemas.microsoft.com/office/word/2010/wordml" xmlns:w15="http://schemas.microsoft.com/office/word/2012/wordml" xmlns:w16cex="http://schemas.microsoft.com/office/word/2018/wordml/cex" xmlns:w16cid="http://schemas.microsoft.com/office/word/2016/wordml/cid" xmlns:w16="http://schemas.microsoft.com/office/word/2018/wordml" xmlns:w16sdtdh="http://schemas.microsoft.com/office/word/2020/wordml/sdtdatahash" xmlns:w16se="http://schemas.microsoft.com/office/word/2015/wordml/symex" mc:Ignorable="w14 w15 w16se w16cid w16 w16cex w16sdtdh">
+<w:styles xmlns:mc="http://schemas.openxmlformats.org/markup-compatibility/2006" xmlns:r="http://schemas.openxmlformats.org/officeDocument/2006/relationships" xmlns:w="http://schemas.openxmlformats.org/wordprocessingml/2006/main" xmlns:w14="http://schemas.microsoft.com/office/word/2010/wordml" xmlns:w15="http://schemas.microsoft.com/office/word/2012/wordml" xmlns:w16cex="http://schemas.microsoft.com/office/word/2018/wordml/cex" xmlns:w16cid="http://schemas.microsoft.com/office/word/2016/wordml/cid" xmlns:w16="http://schemas.microsoft.com/office/word/2018/wordml" xmlns:w16se="http://schemas.microsoft.com/office/word/2015/wordml/symex" mc:Ignorable="w14 w15 w16se w16cid w16 w16cex">
   <w:docDefaults>
     <w:rPrDefault>
       <w:rPr>
-        <w:rFonts w:ascii="Sakkal Majalla" w:eastAsiaTheme="minorHAnsi" w:hAnsi="Sakkal Majalla" w:cs="Sakkal Majalla"/>
-        <w:sz w:val="28"/>
-        <w:szCs w:val="28"/>
-        <w:lang w:val="en-US" w:eastAsia="en-US" w:bidi="he-IL"/>
+        <w:rFonts w:asciiTheme="minorHAnsi" w:eastAsiaTheme="minorHAnsi" w:hAnsiTheme="minorHAnsi" w:cstheme="minorBidi"/>
+        <w:sz w:val="22"/>
+        <w:szCs w:val="22"/>
+        <w:lang w:val="en-IL" w:eastAsia="en-US" w:bidi="ar-SA"/>
       </w:rPr>
     </w:rPrDefault>
     <w:pPrDefault>
@@ -979,7 +779,7 @@
     <w:basedOn w:val="DefaultParagraphFont"/>
     <w:uiPriority w:val="99"/>
     <w:unhideWhenUsed/>
-    <w:rsid w:val="003E1479"/>
+    <w:rsid w:val="001B5D6A"/>
     <w:rPr>
       <w:color w:val="0563C1" w:themeColor="hyperlink"/>
       <w:u w:val="single"/>
@@ -991,7 +791,7 @@
     <w:uiPriority w:val="99"/>
     <w:semiHidden/>
     <w:unhideWhenUsed/>
-    <w:rsid w:val="003E1479"/>
+    <w:rsid w:val="001B5D6A"/>
     <w:rPr>
       <w:color w:val="605E5C"/>
       <w:shd w:val="clear" w:color="auto" w:fill="E1DFDD"/>
@@ -1001,7 +801,7 @@
 </file>
 
 <file path=word/theme/theme1.xml><?xml version="1.0" encoding="utf-8"?>
-<a:theme xmlns:a="http://schemas.openxmlformats.org/drawingml/2006/main" name="Office Theme">
+<a:theme xmlns:a="http://schemas.openxmlformats.org/drawingml/2006/main" name="ערכת נושא Office">
   <a:themeElements>
     <a:clrScheme name="Office">
       <a:dk1>
